--- a/docs/patent/docx/专利4_跨语言人格保真通信方法.docx
+++ b/docs/patent/docx/专利4_跨语言人格保真通信方法.docx
@@ -1225,7 +1225,222 @@
           <w:color w:val="1F497D"/>
           <w:sz w:val="28"/>
         </w:rPr>
-        <w:t>四、摘要</w:t>
+        <w:t>四、附图说明</w:t>
+      </w:r>
+    </w:p>
+    <w:p>
+      <w:pPr>
+        <w:spacing w:before="0" w:after="60"/>
+        <w:ind w:left="0"/>
+      </w:pPr>
+      <w:r>
+        <w:rPr>
+          <w:rFonts w:eastAsia="微软雅黑"/>
+          <w:rFonts w:ascii="微软雅黑" w:hAnsi="微软雅黑"/>
+          <w:b w:val="0"/>
+          <w:sz w:val="21"/>
+        </w:rPr>
+        <w:t>附图1为人格保真翻译提示词框架结构图，展示翻译提示词的五个参数占位符（owner_name、twin_personality、twin_speech_style、source_lang、target_lang）的布局与填充示意。</w:t>
+      </w:r>
+    </w:p>
+    <w:p>
+      <w:pPr>
+        <w:spacing w:before="0" w:after="60"/>
+        <w:ind w:left="0"/>
+      </w:pPr>
+      <w:r>
+        <w:rPr>
+          <w:rFonts w:eastAsia="微软雅黑"/>
+          <w:rFonts w:ascii="微软雅黑" w:hAnsi="微软雅黑"/>
+          <w:b w:val="0"/>
+          <w:sz w:val="21"/>
+        </w:rPr>
+        <w:t>附图2为自动跨语言检测与翻译触发流程图，展示从检测发送方/接收方 preferred_lang 差异、调用翻译引擎、注入人格画像、生成译文，到附加溯源元数据字段写入消息的完整处理步骤。</w:t>
+      </w:r>
+    </w:p>
+    <w:p>
+      <w:pPr>
+        <w:spacing w:before="0" w:after="60"/>
+        <w:ind w:left="0"/>
+      </w:pPr>
+      <w:r>
+        <w:rPr>
+          <w:rFonts w:eastAsia="微软雅黑"/>
+          <w:rFonts w:ascii="微软雅黑" w:hAnsi="微软雅黑"/>
+          <w:b w:val="0"/>
+          <w:sz w:val="21"/>
+        </w:rPr>
+        <w:t>附图3为翻译溯源字段在 DISP 消息中的嵌入结构图，展示 original_content、original_lang、target_lang、translation_style 四个字段在消息 JSON 中的位置关系。</w:t>
+      </w:r>
+    </w:p>
+    <w:p>
+      <w:pPr>
+        <w:spacing w:before="0" w:after="60"/>
+        <w:ind w:left="0"/>
+      </w:pPr>
+      <w:r>
+        <w:rPr>
+          <w:rFonts w:eastAsia="微软雅黑"/>
+          <w:rFonts w:ascii="微软雅黑" w:hAnsi="微软雅黑"/>
+          <w:b w:val="0"/>
+          <w:sz w:val="21"/>
+        </w:rPr>
+        <w:t>（以上附图由专利代理人依据说明书内容绘制。）</w:t>
+      </w:r>
+    </w:p>
+    <w:p>
+      <w:pPr>
+        <w:spacing w:before="80" w:after="80"/>
+      </w:pPr>
+      <w:r>
+        <w:rPr>
+          <w:rFonts w:eastAsia="微软雅黑"/>
+          <w:rFonts w:ascii="微软雅黑" w:hAnsi="微软雅黑"/>
+          <w:b w:val="0"/>
+          <w:color w:val="B4B4B4"/>
+          <w:sz w:val="18"/>
+        </w:rPr>
+        <w:t>――――――――――――――――――――――――――――――</w:t>
+      </w:r>
+    </w:p>
+    <w:p>
+      <w:pPr>
+        <w:spacing w:before="200" w:after="120"/>
+        <w:ind w:left="0"/>
+      </w:pPr>
+      <w:r>
+        <w:rPr>
+          <w:rFonts w:eastAsia="微软雅黑"/>
+          <w:rFonts w:ascii="微软雅黑" w:hAnsi="微软雅黑"/>
+          <w:b/>
+          <w:color w:val="1F497D"/>
+          <w:sz w:val="28"/>
+        </w:rPr>
+        <w:t>五、具体实施方式</w:t>
+      </w:r>
+    </w:p>
+    <w:p>
+      <w:pPr>
+        <w:spacing w:before="160" w:after="80"/>
+        <w:ind w:left="0"/>
+      </w:pPr>
+      <w:r>
+        <w:rPr>
+          <w:rFonts w:eastAsia="微软雅黑"/>
+          <w:rFonts w:ascii="微软雅黑" w:hAnsi="微软雅黑"/>
+          <w:b/>
+          <w:color w:val="365F91"/>
+          <w:sz w:val="24"/>
+        </w:rPr>
+        <w:t>实施例一：自动检测语言差异并触发人格保真翻译</w:t>
+      </w:r>
+    </w:p>
+    <w:p>
+      <w:pPr>
+        <w:spacing w:before="0" w:after="60"/>
+        <w:ind w:left="0"/>
+      </w:pPr>
+      <w:r>
+        <w:rPr>
+          <w:rFonts w:eastAsia="微软雅黑"/>
+          <w:rFonts w:ascii="微软雅黑" w:hAnsi="微软雅黑"/>
+          <w:b w:val="0"/>
+          <w:sz w:val="21"/>
+        </w:rPr>
+        <w:t>中文用户甲（preferred_lang="zh"）向英文用户乙（preferred_lang="en"）发送消息"哈哈这事儿太逗了，你信不信"。系统检测到双方 preferred_lang 不同，自动构建翻译提示词：注入甲的 twin_personality（"幽默直爽"）和 twin_speech_style（"口语化，爱用语气词"），调用 AI 翻译引擎生成 "LOL this is absolutely hilarious, you gotta believe me"，消息附加 original_content 和 translation_style="personality_preserving" 元数据字段后发送给乙。</w:t>
+      </w:r>
+    </w:p>
+    <w:p>
+      <w:pPr>
+        <w:spacing w:before="160" w:after="80"/>
+        <w:ind w:left="0"/>
+      </w:pPr>
+      <w:r>
+        <w:rPr>
+          <w:rFonts w:eastAsia="微软雅黑"/>
+          <w:rFonts w:ascii="微软雅黑" w:hAnsi="微软雅黑"/>
+          <w:b/>
+          <w:color w:val="365F91"/>
+          <w:sz w:val="24"/>
+        </w:rPr>
+        <w:t>实施例二：协议层翻译溯源字段不可篡改验证</w:t>
+      </w:r>
+    </w:p>
+    <w:p>
+      <w:pPr>
+        <w:spacing w:before="0" w:after="60"/>
+        <w:ind w:left="0"/>
+      </w:pPr>
+      <w:r>
+        <w:rPr>
+          <w:rFonts w:eastAsia="微软雅黑"/>
+          <w:rFonts w:ascii="微软雅黑" w:hAnsi="微软雅黑"/>
+          <w:b w:val="0"/>
+          <w:sz w:val="21"/>
+        </w:rPr>
+        <w:t>乙收到消息，客户端在翻译内容下方展示原文"哈哈这事儿太逗了"及"人格保真翻译"标注。若客户端尝试修改 translation_style 字段值，服务端在消息写入前执行不变式校验，强制重置该字段为"personality_preserving"，确保溯源元数据不可被发送方覆盖。</w:t>
+      </w:r>
+    </w:p>
+    <w:p>
+      <w:pPr>
+        <w:spacing w:before="160" w:after="80"/>
+        <w:ind w:left="0"/>
+      </w:pPr>
+      <w:r>
+        <w:rPr>
+          <w:rFonts w:eastAsia="微软雅黑"/>
+          <w:rFonts w:ascii="微软雅黑" w:hAnsi="微软雅黑"/>
+          <w:b/>
+          <w:color w:val="365F91"/>
+          <w:sz w:val="24"/>
+        </w:rPr>
+        <w:t>实施例三：独立翻译 API 主动预览</w:t>
+      </w:r>
+    </w:p>
+    <w:p>
+      <w:pPr>
+        <w:spacing w:before="0" w:after="60"/>
+        <w:ind w:left="0"/>
+      </w:pPr>
+      <w:r>
+        <w:rPr>
+          <w:rFonts w:eastAsia="微软雅黑"/>
+          <w:rFonts w:ascii="微软雅黑" w:hAnsi="微软雅黑"/>
+          <w:b w:val="0"/>
+          <w:sz w:val="21"/>
+        </w:rPr>
+        <w:t>甲在发送消息前调用 POST /api/social/translate，提交 content="我觉得这个方案不太靠谱"、source_lang="zh"、target_lang="en"，服务端注入甲的人格画像后返回 "Honestly, I'm not really sold on this plan"，甲确认后发送该译文，消息携带完整溯源元数据。</w:t>
+      </w:r>
+    </w:p>
+    <w:p>
+      <w:pPr>
+        <w:spacing w:before="80" w:after="80"/>
+      </w:pPr>
+      <w:r>
+        <w:rPr>
+          <w:rFonts w:eastAsia="微软雅黑"/>
+          <w:rFonts w:ascii="微软雅黑" w:hAnsi="微软雅黑"/>
+          <w:b w:val="0"/>
+          <w:color w:val="B4B4B4"/>
+          <w:sz w:val="18"/>
+        </w:rPr>
+        <w:t>――――――――――――――――――――――――――――――</w:t>
+      </w:r>
+    </w:p>
+    <w:p>
+      <w:pPr>
+        <w:spacing w:before="200" w:after="120"/>
+        <w:ind w:left="0"/>
+      </w:pPr>
+      <w:r>
+        <w:rPr>
+          <w:rFonts w:eastAsia="微软雅黑"/>
+          <w:rFonts w:ascii="微软雅黑" w:hAnsi="微软雅黑"/>
+          <w:b/>
+          <w:color w:val="1F497D"/>
+          <w:sz w:val="28"/>
+        </w:rPr>
+        <w:t>六、摘要</w:t>
       </w:r>
     </w:p>
     <w:p>
@@ -1271,7 +1486,7 @@
           <w:color w:val="1F497D"/>
           <w:sz w:val="28"/>
         </w:rPr>
-        <w:t>五、权利要求书</w:t>
+        <w:t>七、权利要求书</w:t>
       </w:r>
     </w:p>
     <w:p>
@@ -1377,7 +1592,7 @@
           <w:color w:val="1F497D"/>
           <w:sz w:val="28"/>
         </w:rPr>
-        <w:t>五、在先技术对比</w:t>
+        <w:t>八、在先技术对比</w:t>
       </w:r>
     </w:p>
     <w:tbl>
@@ -1651,7 +1866,7 @@
           <w:color w:val="1F497D"/>
           <w:sz w:val="28"/>
         </w:rPr>
-        <w:t>六、确权证据</w:t>
+        <w:t>九、确权证据</w:t>
       </w:r>
     </w:p>
     <w:tbl>
@@ -1910,7 +2125,7 @@
           <w:color w:val="1F497D"/>
           <w:sz w:val="28"/>
         </w:rPr>
-        <w:t>七、附件说明</w:t>
+        <w:t>十、附件说明</w:t>
       </w:r>
     </w:p>
     <w:p>
